--- a/LAB7/11DHCMPM1_LAB7_1150080083_DinhThiThaoAn.docx
+++ b/LAB7/11DHCMPM1_LAB7_1150080083_DinhThiThaoAn.docx
@@ -910,6 +910,7 @@
       </w:r>
       <w:bookmarkEnd w:id="0"/>
     </w:p>
+    <w:p/>
     <w:sectPr>
       <w:pgSz w:w="12240" w:h="15840"/>
       <w:pgMar w:top="1440" w:right="1440" w:bottom="1440" w:left="1440" w:header="720" w:footer="720" w:gutter="0"/>
@@ -1525,6 +1526,7 @@
   <w:style w:type="character" w:default="1" w:styleId="DefaultParagraphFont">
     <w:name w:val="Default Paragraph Font"/>
     <w:uiPriority w:val="1"/>
+    <w:semiHidden/>
     <w:unhideWhenUsed/>
   </w:style>
   <w:style w:type="table" w:default="1" w:styleId="TableNormal">
